--- a/content-src/docx/R TLS 2009 03 06 Luke Haines.docx
+++ b/content-src/docx/R TLS 2009 03 06 Luke Haines.docx
@@ -275,32 +275,31 @@
         <w:spacing w:before="240" w:after="240"/>
       </w:pPr>
       <w:r>
-        <w:lastRenderedPageBreak/>
-        <w:t xml:space="preserve">“1994 … the public aren’t going to put up with another mod </w:t>
-      </w:r>
-      <w:proofErr w:type="gramStart"/>
-      <w:r>
-        <w:t>revival</w:t>
-      </w:r>
-      <w:proofErr w:type="gramEnd"/>
+        <w:t xml:space="preserve">&lt;quote&gt;</w:t>
+      </w:r>
+      <w:r>
+        <w:t xml:space="preserve">1994 … the public aren’t going to put up with another mod </w:t>
+      </w:r>
+      <w:r>
+        <w:t xml:space="preserve">revival</w:t>
+      </w:r>
       <w:r>
         <w:t xml:space="preserve"> are they? Surely not. Oh God, here comes Phil Daniels. Not content with the full horror of his </w:t>
       </w:r>
-      <w:proofErr w:type="gramStart"/>
-      <w:r>
-        <w:t>acting</w:t>
-      </w:r>
-      <w:proofErr w:type="gramEnd"/>
+      <w:r>
+        <w:t xml:space="preserve">acting</w:t>
+      </w:r>
       <w:r>
         <w:t xml:space="preserve"> he’s going to torture me with his appearance on Blur records. In years to come they will refer to this kind of collusion as an Axis of Evil. Bandy leg dancing. Dick Van Dyke </w:t>
       </w:r>
-      <w:proofErr w:type="spellStart"/>
-      <w:r>
-        <w:t>dahn</w:t>
-      </w:r>
-      <w:proofErr w:type="spellEnd"/>
-      <w:r>
-        <w:t xml:space="preserve"> at the dogs. Parklife! Parklife!”</w:t>
+      <w:r>
+        <w:t xml:space="preserve">dahn</w:t>
+      </w:r>
+      <w:r>
+        <w:t xml:space="preserve"> at the dogs. Parklife! Parklife!</w:t>
+      </w:r>
+      <w:r>
+        <w:t xml:space="preserve">&lt;/quote&gt;</w:t>
       </w:r>
     </w:p>
     <w:p>
@@ -340,15 +339,40 @@
         <w:spacing w:before="240" w:after="240"/>
       </w:pPr>
       <w:r>
-        <w:t xml:space="preserve">Sometimes Haines’s disdain for others is based on his tenacious belief in the genius of his own work, as when, at the Abbey Road studios, Paul McCartney pops by and asks to hear what the band have been recording: “I like McCartney, he’s sweet enough and interested. We’ve just finished recording ‘Unsolved Child Murder’ and ‘After Murder Park’ but politely </w:t>
-      </w:r>
-      <w:proofErr w:type="gramStart"/>
-      <w:r>
-        <w:t>decline</w:t>
-      </w:r>
-      <w:proofErr w:type="gramEnd"/>
-      <w:r>
-        <w:t xml:space="preserve"> the ex-Beatle’s request. I don’t want him to be the first person to hear these songs. They’re too good for him”. But at other times, Haines’s perfectionism is turned even on himself: “The record company loves it. The band loves it. Steve Albini loves it. It’s just … the aftershock of listening to a condensed version of the raddled state of my own mind over the last 12 months means that I can only draw one conclusion: that this album stinks like a fucking corpse”.</w:t>
+        <w:t xml:space="preserve">Sometimes Haines’s disdain for others is based on his tenacious belief in the genius of his own work, as when, at the Abbey Road studios, Paul McCartney pops by and asks to hear what the band have been recording: </w:t>
+      </w:r>
+      <w:r>
+        <w:t xml:space="preserve">&lt;quote&gt;</w:t>
+      </w:r>
+      <w:r>
+        <w:t xml:space="preserve">I like McCartney, he’s sweet enough and interested. We’ve just finished recording ‘Unsolved Child Murder’ and ‘After Murder Park’ but politely </w:t>
+      </w:r>
+      <w:r>
+        <w:t xml:space="preserve">decline</w:t>
+      </w:r>
+      <w:r>
+        <w:t xml:space="preserve"> the ex-Beatle’s request. I don’t want him to be the first person to hear these songs. They’re too good for him</w:t>
+      </w:r>
+      <w:r>
+        <w:t xml:space="preserve">.</w:t>
+      </w:r>
+      <w:r>
+        <w:t xml:space="preserve">&lt;/quote&gt;</w:t>
+      </w:r>
+      <w:r>
+        <w:t xml:space="preserve"> But at other times, Haines’s perfectionism is turned even on himself: </w:t>
+      </w:r>
+      <w:r>
+        <w:t xml:space="preserve">&lt;quote&gt;</w:t>
+      </w:r>
+      <w:r>
+        <w:t xml:space="preserve">The record company loves it. The band loves it. Steve Albini loves it. It’s just … the aftershock of listening to a condensed version of the raddled state of my own mind over the last 12 months means that I can only draw one conclusion: that this album stinks like a fucking corpse</w:t>
+      </w:r>
+      <w:r>
+        <w:t xml:space="preserve">.</w:t>
+      </w:r>
+      <w:r>
+        <w:t xml:space="preserve">&lt;/quote&gt;</w:t>
       </w:r>
     </w:p>
     <w:p>
